--- a/MAAGAP_Model_Training_Testing_Methodology_Report.docx
+++ b/MAAGAP_Model_Training_Testing_Methodology_Report.docx
@@ -852,7 +852,7 @@
         <w:jc w:val="both"/>
       </w:pPr>
       <w:r>
-        <w:t>RedFlag (the binary slippage label the Level 0 models predict) requires a completion date to compute T_actual = Date of Completion − D_start against T_standard (365 days Infrastructure, 182 days Non-Infrastructure). The 8,784 merged monitoring rows (post NTA/SEF folding, Section 2) are first reduced to 8,278 by two data-quality filters added in the 2026-08-15 revision — 503 exact-duplicate ledger rows (DQ-11) and 3 rows whose D_start precedes the data's own 2015 floor and are demonstrable data-entry errors (DQ-9). Of those 8,278 rows, only a subset has both a usable completion date and a resolved project type — the rest cannot be labeled without fabricating an outcome, and are not labeled.</w:t>
+        <w:t>RedFlag (the binary slippage label the Level 0 models predict) requires a completion date to compute T_actual = Date of Completion − D_start against T_standard (365 days Infrastructure, 182 days Non-Infrastructure). The 8,784 merged monitoring rows (post NTA/SEF folding, Section 2) are first reduced to 8,277 by two data-quality filters — 504 exact-duplicate ledger rows (DQ-11) and 3 rows whose D_start precedes the data's own 2015 floor and are demonstrable data-entry errors (DQ-9). Of those 8,277 rows, only a subset has both a usable completion date and a resolved project type — the rest cannot be labeled without fabricating an outcome, and are not labeled.</w:t>
       </w:r>
     </w:p>
     <w:p>
@@ -1021,7 +1021,7 @@
                 <w:sz w:val="20"/>
                 <w:szCs w:val="20"/>
               </w:rPr>
-              <w:t>8,278</w:t>
+              <w:t>8,277</w:t>
             </w:r>
           </w:p>
         </w:tc>
@@ -1104,7 +1104,7 @@
                 <w:sz w:val="20"/>
                 <w:szCs w:val="20"/>
               </w:rPr>
-              <w:t>5,761</w:t>
+              <w:t>5,884</w:t>
             </w:r>
           </w:p>
         </w:tc>
@@ -1131,7 +1131,7 @@
                 <w:sz w:val="20"/>
                 <w:szCs w:val="20"/>
               </w:rPr>
-              <w:t>69.6%</w:t>
+              <w:t>71.1%</w:t>
             </w:r>
           </w:p>
         </w:tc>
@@ -1187,7 +1187,7 @@
                 <w:sz w:val="20"/>
                 <w:szCs w:val="20"/>
               </w:rPr>
-              <w:t>2,517</w:t>
+              <w:t>2,393</w:t>
             </w:r>
           </w:p>
         </w:tc>
@@ -1214,7 +1214,7 @@
                 <w:sz w:val="20"/>
                 <w:szCs w:val="20"/>
               </w:rPr>
-              <w:t>30.4%</w:t>
+              <w:t>28.9%</w:t>
             </w:r>
           </w:p>
         </w:tc>
@@ -1270,7 +1270,7 @@
                 <w:sz w:val="20"/>
                 <w:szCs w:val="20"/>
               </w:rPr>
-              <w:t>239</w:t>
+              <w:t>3</w:t>
             </w:r>
           </w:p>
         </w:tc>
@@ -1297,7 +1297,7 @@
                 <w:sz w:val="20"/>
                 <w:szCs w:val="20"/>
               </w:rPr>
-              <w:t>2.9%</w:t>
+              <w:t>0.0%</w:t>
             </w:r>
           </w:p>
         </w:tc>
@@ -1353,7 +1353,7 @@
                 <w:sz w:val="20"/>
                 <w:szCs w:val="20"/>
               </w:rPr>
-              <w:t>1,060</w:t>
+              <w:t>1,099</w:t>
             </w:r>
           </w:p>
         </w:tc>
@@ -1380,7 +1380,7 @@
                 <w:sz w:val="20"/>
                 <w:szCs w:val="20"/>
               </w:rPr>
-              <w:t>12.8%</w:t>
+              <w:t>13.3%</w:t>
             </w:r>
           </w:p>
         </w:tc>
@@ -1436,7 +1436,7 @@
                 <w:sz w:val="20"/>
                 <w:szCs w:val="20"/>
               </w:rPr>
-              <w:t>1,218</w:t>
+              <w:t>1,291</w:t>
             </w:r>
           </w:p>
         </w:tc>
@@ -1463,7 +1463,7 @@
                 <w:sz w:val="20"/>
                 <w:szCs w:val="20"/>
               </w:rPr>
-              <w:t>14.7%</w:t>
+              <w:t>15.6%</w:t>
             </w:r>
           </w:p>
         </w:tc>
@@ -1481,7 +1481,7 @@
           <w:sz w:val="20"/>
           <w:szCs w:val="20"/>
         </w:rPr>
-        <w:t>Table 2. Disposition of all 8,278 pipeline monitoring rows (source: direct counts against data/ready/*.csv, 2026-08-15 run, post DQ-9/10/11 cleanup and the D12 project-type classifier). The resolved population grew from the prior revision's 5,159 to 5,761. Two changes drive this in opposite directions: the DQ-9/10/11 cleanup removed duplicates and non-credible dates (5,159 → 4,804), then the D12 supervised project-type classifier recovered ~950 rows that had been permanently unlabelable for want of a project type (4,804 → 5,761). The corresponding collapse in the "Unclassified project type" row below (1,674 → 239) is the same effect viewed from the unresolved side. The last unresolved sub-row ("genuinely ongoing / other unmapped status") is reported as a residual and does not partition exactly against the STATUS-substring buckets above it, since a handful of rows fall outside both the COMPLETED and ONGOING substring sets entirely.</w:t>
+        <w:t>Table 2. Disposition of all 8,277 pipeline monitoring rows (source: direct counts against data/ready/*.csv, 2026-08-31 run). The resolved population is now 5,884, up from 5,761 at the previous revision and 5,159 before the data-quality work began. The last increment comes from D14: a hand-maintained manual override tier cleared 248 of the 251 rows the D12 classifier had correctly declined to guess at, taking Unclassified from 2.9% of rows to 0.0%. The 3 rows that remain are unlabelable in principle rather than merely unlabeled — one carries an Excel date serial typed into the project-name cell, and two have no name at all.</w:t>
       </w:r>
     </w:p>
     <w:p>
@@ -1499,7 +1499,7 @@
         <w:jc w:val="both"/>
       </w:pPr>
       <w:r>
-        <w:t>Only 263 of the 5,761 labeled rows (4.6%) have a directly observed completion date. The remaining 95.4% are labeled using a proxy completion date — the latest independently recorded monitoring visit or liquidation submission for that project — recovered only when STATUS explicitly confirms the project is completed/functional. This is real, recorded history, not a fabricated value, but it is a systematically late upper bound on true physical completion. An empirical lag correction (median 257.5 days, calibrated on 272 rows with both a direct and proxy date) is subtracted from every proxy date before use, and — per the Phase 8 clamp above — 1,159 of the resulting corrected dates that would otherwise fall before D_start are clamped at D_start + 1 day rather than discarded. Note that the directly-observed share fell from the prior revision's 6.4%: DQ-10 (Section 3) now rejects a directly-recorded completion date that lies on or before D_start as non-credible, routing those rows to proxy recovery instead of accepting an impossible duration.</w:t>
+        <w:t>Only 272 of the 5,884 labeled rows (4.6%) have a directly observed completion date. The remaining 95.4% are labeled using a proxy completion date — the latest independently recorded monitoring visit or liquidation submission for that project — recovered only when STATUS explicitly confirms the project is completed/functional. This is real, recorded history, not a fabricated value, but it is a systematically late upper bound on true physical completion. An empirical lag correction is subtracted from every proxy date before use, and — per the Phase 8 clamp above — corrected dates that would otherwise fall before D_start are clamped at D_start + 1 day rather than discarded (836 train / 323 test rows).</w:t>
       </w:r>
     </w:p>
     <w:p>
@@ -1686,7 +1686,7 @@
                 <w:sz w:val="20"/>
                 <w:szCs w:val="20"/>
               </w:rPr>
-              <w:t>4,033</w:t>
+              <w:t>4,119</w:t>
             </w:r>
           </w:p>
         </w:tc>
@@ -1713,7 +1713,7 @@
                 <w:sz w:val="20"/>
                 <w:szCs w:val="20"/>
               </w:rPr>
-              <w:t>1,728</w:t>
+              <w:t>1,765</w:t>
             </w:r>
           </w:p>
         </w:tc>
@@ -1852,7 +1852,7 @@
                 <w:sz w:val="20"/>
                 <w:szCs w:val="20"/>
               </w:rPr>
-              <w:t>2,118 (52.5%)</w:t>
+              <w:t>2,102 (51.0%)</w:t>
             </w:r>
           </w:p>
         </w:tc>
@@ -1879,7 +1879,7 @@
                 <w:sz w:val="20"/>
                 <w:szCs w:val="20"/>
               </w:rPr>
-              <w:t>876 (50.7%)</w:t>
+              <w:t>949 (53.8%)</w:t>
             </w:r>
           </w:p>
         </w:tc>
@@ -1935,7 +1935,7 @@
                 <w:sz w:val="20"/>
                 <w:szCs w:val="20"/>
               </w:rPr>
-              <w:t>782</w:t>
+              <w:t>836</w:t>
             </w:r>
           </w:p>
         </w:tc>
@@ -1962,7 +1962,7 @@
                 <w:sz w:val="20"/>
                 <w:szCs w:val="20"/>
               </w:rPr>
-              <w:t>356</w:t>
+              <w:t>323</w:t>
             </w:r>
           </w:p>
         </w:tc>
@@ -2018,7 +2018,7 @@
                 <w:sz w:val="20"/>
                 <w:szCs w:val="20"/>
               </w:rPr>
-              <w:t>1,396 (34.6%)</w:t>
+              <w:t>1,451 (35.2%)</w:t>
             </w:r>
           </w:p>
         </w:tc>
@@ -2045,7 +2045,7 @@
                 <w:sz w:val="20"/>
                 <w:szCs w:val="20"/>
               </w:rPr>
-              <w:t>608 (35.2%)</w:t>
+              <w:t>598 (33.9%)</w:t>
             </w:r>
           </w:p>
         </w:tc>
@@ -2072,7 +2072,7 @@
         <w:jc w:val="both"/>
       </w:pPr>
       <w:r>
-        <w:t>The resolved population grew from 3,612/1,547 (prior revision) to 4,033/1,728 — the net of the DQ-9/10/11 cleanup removing duplicates and non-credible dates and the D12 project-type classifier recovering ~950 previously-unlabelable rows (Section 2). The RedFlag positive rate moved only slightly (50.4%/51.0% → 52.5%/50.7%). The "matching LSTM OOF prediction" row grew proportionally more (1,124→1,396 train, 477→608 test, +24%/+27%): D13's barangay PSGC canonicalization improved the entity-resolution crosswalk's linkage rate (18.7% → 19.8%), and crosswalk membership is what determines whether a resolved project also has an LSTM sequence.</w:t>
+        <w:t>The resolved population grew from 4,033/1,728 (prior revision) to 4,119/1,765, the net of D14's manual project-type labeling clearing 248 previously-unlabelable rows and D15's currency fix marginally changing which rows deduplicate (503 → 504). The RedFlag positive rate moved from 52.5%/50.7% to 51.0%/53.8%. The "matching LSTM OOF prediction" row grew from 1,396/608 to 1,451/598 — train up, test slightly down, since the project-level split reassigns which projects land on each side as the population changes.</w:t>
       </w:r>
     </w:p>
     <w:p>
@@ -3757,7 +3757,7 @@
                 <w:sz w:val="20"/>
                 <w:szCs w:val="20"/>
               </w:rPr>
-              <w:t>0.818</w:t>
+              <w:t>0.838</w:t>
             </w:r>
           </w:p>
         </w:tc>
@@ -3784,7 +3784,7 @@
                 <w:sz w:val="20"/>
                 <w:szCs w:val="20"/>
               </w:rPr>
-              <w:t>0.818</w:t>
+              <w:t>0.845</w:t>
             </w:r>
           </w:p>
         </w:tc>
@@ -3811,39 +3811,39 @@
                 <w:sz w:val="20"/>
                 <w:szCs w:val="20"/>
               </w:rPr>
+              <w:t>0.834</w:t>
+            </w:r>
+          </w:p>
+        </w:tc>
+        <w:tc>
+          <w:tcPr>
+            <w:tcW w:type="dxa" w:w="1000"/>
+            <w:tcMar>
+              <w:top w:type="dxa" w:w="80"/>
+              <w:left w:type="dxa" w:w="120"/>
+              <w:bottom w:type="dxa" w:w="80"/>
+              <w:right w:type="dxa" w:w="120"/>
+            </w:tcMar>
+            <w:vAlign w:val="center"/>
+          </w:tcPr>
+          <w:p>
+            <w:pPr>
+              <w:jc w:val="center"/>
+            </w:pPr>
+            <w:r>
+              <w:rPr>
+                <w:b w:val="false"/>
+                <w:bCs w:val="false"/>
+                <w:color w:val="1A1A1A"/>
+                <w:sz w:val="20"/>
+                <w:szCs w:val="20"/>
+              </w:rPr>
               <w:t>0.840</w:t>
             </w:r>
           </w:p>
         </w:tc>
         <w:tc>
           <w:tcPr>
-            <w:tcW w:type="dxa" w:w="1000"/>
-            <w:tcMar>
-              <w:top w:type="dxa" w:w="80"/>
-              <w:left w:type="dxa" w:w="120"/>
-              <w:bottom w:type="dxa" w:w="80"/>
-              <w:right w:type="dxa" w:w="120"/>
-            </w:tcMar>
-            <w:vAlign w:val="center"/>
-          </w:tcPr>
-          <w:p>
-            <w:pPr>
-              <w:jc w:val="center"/>
-            </w:pPr>
-            <w:r>
-              <w:rPr>
-                <w:b w:val="false"/>
-                <w:bCs w:val="false"/>
-                <w:color w:val="1A1A1A"/>
-                <w:sz w:val="20"/>
-                <w:szCs w:val="20"/>
-              </w:rPr>
-              <w:t>0.829</w:t>
-            </w:r>
-          </w:p>
-        </w:tc>
-        <w:tc>
-          <w:tcPr>
             <w:tcW w:type="dxa" w:w="1360"/>
             <w:tcMar>
               <w:top w:type="dxa" w:w="80"/>
@@ -3865,7 +3865,7 @@
                 <w:sz w:val="20"/>
                 <w:szCs w:val="20"/>
               </w:rPr>
-              <w:t>0.894</w:t>
+              <w:t>0.899</w:t>
             </w:r>
           </w:p>
         </w:tc>
@@ -3921,7 +3921,7 @@
                 <w:sz w:val="20"/>
                 <w:szCs w:val="20"/>
               </w:rPr>
-              <w:t>0.825</w:t>
+              <w:t>0.849</w:t>
             </w:r>
           </w:p>
         </w:tc>
@@ -3948,7 +3948,7 @@
                 <w:sz w:val="20"/>
                 <w:szCs w:val="20"/>
               </w:rPr>
-              <w:t>0.830</w:t>
+              <w:t>0.883</w:t>
             </w:r>
           </w:p>
         </w:tc>
@@ -3975,7 +3975,7 @@
                 <w:sz w:val="20"/>
                 <w:szCs w:val="20"/>
               </w:rPr>
-              <w:t>0.824</w:t>
+              <w:t>0.829</w:t>
             </w:r>
           </w:p>
         </w:tc>
@@ -4002,7 +4002,7 @@
                 <w:sz w:val="20"/>
                 <w:szCs w:val="20"/>
               </w:rPr>
-              <w:t>0.827</w:t>
+              <w:t>0.855</w:t>
             </w:r>
           </w:p>
         </w:tc>
@@ -4029,7 +4029,7 @@
                 <w:sz w:val="20"/>
                 <w:szCs w:val="20"/>
               </w:rPr>
-              <w:t>0.899</w:t>
+              <w:t>0.915</w:t>
             </w:r>
           </w:p>
         </w:tc>
@@ -4085,7 +4085,7 @@
                 <w:sz w:val="20"/>
                 <w:szCs w:val="20"/>
               </w:rPr>
-              <w:t>0.915</w:t>
+              <w:t>0.914</w:t>
             </w:r>
           </w:p>
         </w:tc>
@@ -4112,7 +4112,7 @@
                 <w:sz w:val="20"/>
                 <w:szCs w:val="20"/>
               </w:rPr>
-              <w:t>0.936</w:t>
+              <w:t>0.934</w:t>
             </w:r>
           </w:p>
         </w:tc>
@@ -4139,7 +4139,7 @@
                 <w:sz w:val="20"/>
                 <w:szCs w:val="20"/>
               </w:rPr>
-              <w:t>0.899</w:t>
+              <w:t>0.895</w:t>
             </w:r>
           </w:p>
         </w:tc>
@@ -4166,7 +4166,7 @@
                 <w:sz w:val="20"/>
                 <w:szCs w:val="20"/>
               </w:rPr>
-              <w:t>0.917</w:t>
+              <w:t>0.914</w:t>
             </w:r>
           </w:p>
         </w:tc>
@@ -4193,7 +4193,7 @@
                 <w:sz w:val="20"/>
                 <w:szCs w:val="20"/>
               </w:rPr>
-              <w:t>0.972</w:t>
+              <w:t>0.973</w:t>
             </w:r>
           </w:p>
         </w:tc>
@@ -4249,7 +4249,7 @@
                 <w:sz w:val="20"/>
                 <w:szCs w:val="20"/>
               </w:rPr>
-              <w:t>0.919</w:t>
+              <w:t>0.924</w:t>
             </w:r>
           </w:p>
         </w:tc>
@@ -4276,7 +4276,7 @@
                 <w:sz w:val="20"/>
                 <w:szCs w:val="20"/>
               </w:rPr>
-              <w:t>0.951</w:t>
+              <w:t>0.952</w:t>
             </w:r>
           </w:p>
         </w:tc>
@@ -4303,7 +4303,7 @@
                 <w:sz w:val="20"/>
                 <w:szCs w:val="20"/>
               </w:rPr>
-              <w:t>0.886</w:t>
+              <w:t>0.904</w:t>
             </w:r>
           </w:p>
         </w:tc>
@@ -4330,7 +4330,7 @@
                 <w:sz w:val="20"/>
                 <w:szCs w:val="20"/>
               </w:rPr>
-              <w:t>0.917</w:t>
+              <w:t>0.928</w:t>
             </w:r>
           </w:p>
         </w:tc>
@@ -4357,7 +4357,7 @@
                 <w:sz w:val="20"/>
                 <w:szCs w:val="20"/>
               </w:rPr>
-              <w:t>0.977</w:t>
+              <w:t>0.976</w:t>
             </w:r>
           </w:p>
         </w:tc>
@@ -4375,7 +4375,7 @@
           <w:sz w:val="20"/>
           <w:szCs w:val="20"/>
         </w:rPr>
-        <w:t>Table 4. Level 0 tabular base learner metrics (source: ml-service/artifacts/tree_models_metrics.json, 2026-08-15 final run on unrestricted hardware, post DQ-9/10/11 cleanup + D12/D13 recovery, on the 136-feature clean set). Random Forest moved 0.841→0.825 test accuracy and XGBoost 0.921→0.919 against the prior revision — essentially flat for XGBoost and a modest decline for Random Forest, measured on a population that is both larger (4,033 vs 3,612 train rows) and differently composed, since ~950 of the added rows are D12 classifier-typed rather than keyword-typed. Two feature columns (direct_date_rejected_not_credible, batch_year_deviation_flag) were also removed from the matrix this revision after they were found to be target-construction metadata rather than independent project attributes; excluding them moved test metrics only in the third decimal.</w:t>
+        <w:t>Table 4. Level 0 tabular base learner metrics (source: ml-service/artifacts/tree_models_metrics.json, 2026-08-31 final run on unrestricted hardware). Random Forest improved from 0.825 to 0.849 test accuracy (AUC-ROC 0.899 to 0.915) and XGBoost from 0.919 to 0.924. The most likely driver is D15's currency-coercion fix rather than the modest population growth: the previous revision's AMOUNT column contained values distorted by a parsing defect — 46 rows understated a millionfold because a magnitude suffix was discarded, and one row inflated to a phantom PHP 1.5 billion by concatenating a funding annotation into the number. Because AMOUNT also drives IQR outlier flagging and min-max scaling, those few extreme values distorted the scale every other row was normalized against.</w:t>
       </w:r>
     </w:p>
     <w:p>
@@ -4613,7 +4613,7 @@
                 <w:sz w:val="20"/>
                 <w:szCs w:val="20"/>
               </w:rPr>
-              <w:t>LSTM — OOF (train, n=1,396)</w:t>
+              <w:t>LSTM — OOF (train, n=1,451)</w:t>
             </w:r>
           </w:p>
         </w:tc>
@@ -4640,7 +4640,7 @@
                 <w:sz w:val="20"/>
                 <w:szCs w:val="20"/>
               </w:rPr>
-              <w:t>0.597</w:t>
+              <w:t>0.588</w:t>
             </w:r>
           </w:p>
         </w:tc>
@@ -4667,7 +4667,7 @@
                 <w:sz w:val="20"/>
                 <w:szCs w:val="20"/>
               </w:rPr>
-              <w:t>0.491</w:t>
+              <w:t>0.476</w:t>
             </w:r>
           </w:p>
         </w:tc>
@@ -4694,7 +4694,7 @@
                 <w:sz w:val="20"/>
                 <w:szCs w:val="20"/>
               </w:rPr>
-              <w:t>0.835</w:t>
+              <w:t>0.865</w:t>
             </w:r>
           </w:p>
         </w:tc>
@@ -4721,7 +4721,7 @@
                 <w:sz w:val="20"/>
                 <w:szCs w:val="20"/>
               </w:rPr>
-              <w:t>0.618</w:t>
+              <w:t>0.614</w:t>
             </w:r>
           </w:p>
         </w:tc>
@@ -4748,7 +4748,7 @@
                 <w:sz w:val="20"/>
                 <w:szCs w:val="20"/>
               </w:rPr>
-              <w:t>0.696</w:t>
+              <w:t>0.698</w:t>
             </w:r>
           </w:p>
         </w:tc>
@@ -4777,7 +4777,7 @@
                 <w:sz w:val="20"/>
                 <w:szCs w:val="20"/>
               </w:rPr>
-              <w:t>LSTM — held-out test (n=608)</w:t>
+              <w:t>LSTM — held-out test (n=598)</w:t>
             </w:r>
           </w:p>
         </w:tc>
@@ -4804,7 +4804,7 @@
                 <w:sz w:val="20"/>
                 <w:szCs w:val="20"/>
               </w:rPr>
-              <w:t>0.579</w:t>
+              <w:t>0.600</w:t>
             </w:r>
           </w:p>
         </w:tc>
@@ -4831,7 +4831,7 @@
                 <w:sz w:val="20"/>
                 <w:szCs w:val="20"/>
               </w:rPr>
-              <w:t>0.477</w:t>
+              <w:t>0.504</w:t>
             </w:r>
           </w:p>
         </w:tc>
@@ -4858,7 +4858,7 @@
                 <w:sz w:val="20"/>
                 <w:szCs w:val="20"/>
               </w:rPr>
-              <w:t>0.911</w:t>
+              <w:t>0.880</w:t>
             </w:r>
           </w:p>
         </w:tc>
@@ -4885,7 +4885,7 @@
                 <w:sz w:val="20"/>
                 <w:szCs w:val="20"/>
               </w:rPr>
-              <w:t>0.626</w:t>
+              <w:t>0.641</w:t>
             </w:r>
           </w:p>
         </w:tc>
@@ -4912,7 +4912,7 @@
                 <w:sz w:val="20"/>
                 <w:szCs w:val="20"/>
               </w:rPr>
-              <w:t>0.719</w:t>
+              <w:t>0.715</w:t>
             </w:r>
           </w:p>
         </w:tc>
@@ -5117,7 +5117,7 @@
                 <w:sz w:val="20"/>
                 <w:szCs w:val="20"/>
               </w:rPr>
-              <w:t>0.903</w:t>
+              <w:t>0.895</w:t>
             </w:r>
           </w:p>
         </w:tc>
@@ -5144,7 +5144,7 @@
                 <w:sz w:val="20"/>
                 <w:szCs w:val="20"/>
               </w:rPr>
-              <w:t>n = 608</w:t>
+              <w:t>n = 598</w:t>
             </w:r>
           </w:p>
         </w:tc>
@@ -5200,7 +5200,7 @@
                 <w:sz w:val="20"/>
                 <w:szCs w:val="20"/>
               </w:rPr>
-              <w:t>0.876</w:t>
+              <w:t>0.865</w:t>
             </w:r>
           </w:p>
         </w:tc>
@@ -5283,7 +5283,7 @@
                 <w:sz w:val="20"/>
                 <w:szCs w:val="20"/>
               </w:rPr>
-              <w:t>0.872</w:t>
+              <w:t>0.876</w:t>
             </w:r>
           </w:p>
         </w:tc>
@@ -5366,7 +5366,7 @@
                 <w:sz w:val="20"/>
                 <w:szCs w:val="20"/>
               </w:rPr>
-              <w:t>0.874</w:t>
+              <w:t>0.871</w:t>
             </w:r>
           </w:p>
         </w:tc>
@@ -5449,7 +5449,7 @@
                 <w:sz w:val="20"/>
                 <w:szCs w:val="20"/>
               </w:rPr>
-              <w:t>0.967</w:t>
+              <w:t>0.959</w:t>
             </w:r>
           </w:p>
         </w:tc>
@@ -5503,7 +5503,7 @@
         <w:jc w:val="both"/>
       </w:pPr>
       <w:r>
-        <w:t>Revision history for these figures: 0.832 accuracy / 0.803 recall (original), 0.813 / 0.773 (after the DATE RELEASED proxy-date fix), 0.811 / 0.767 (after activating contractor features), 0.811 / 0.754 (after folding in NTA/SEF and fixing the LSTM zero-event drop), 0.873 / 0.842 (after the barangay-veto crosswalk fix), 0.895 / 0.851 (after the Phase 8 clamp fix, n=477), 0.903 / 0.872 (this revision, after the DQ-9/10/11 data-quality cleanup plus the D12 project-type classifier and D13 barangay canonicalization, n=608 up from 477). The metrics have stayed roughly stable across the last several revisions despite materially different population sizes and a persistently noisy LSTM base learner (Table 5) — the meta-learner's logistic regression appears to weight RF/XGBoost's cleaner signal over the LSTM's, which keeps the ensemble's headline numbers resilient to the base learner's low precision. Every change in this history reflects removing a real data defect, activating real signal, or a documented sandbox-driven hyperparameter reduction — never tuning toward a target number.</w:t>
+        <w:t>Revision history for these figures: 0.832 accuracy / 0.803 recall (original), 0.813 / 0.773 (after the DATE RELEASED proxy-date fix), 0.811 / 0.767 (after activating contractor features), 0.811 / 0.754 (after folding in NTA/SEF and fixing the LSTM zero-event drop), 0.873 / 0.842 (after the barangay-veto crosswalk fix), 0.895 / 0.851 (after the Phase 8 clamp fix, n=477), 0.903 / 0.872 (after the DQ-9/10/11 cleanup plus D12/D13, n=608), 0.895 / 0.876 (this revision, after D14 manual labeling and the D15 currency fix, n=598). The meta-learner has stayed within roughly one percentage point of 0.90 across the last three revisions despite materially different populations and a persistently noisy LSTM base learner — its logistic regression appears to weight RF/XGBoost's cleaner signal over the LSTM's. Every change in this history reflects removing a real data defect, activating real signal, or a documented sandbox-driven hyperparameter reduction — never tuning toward a target number.</w:t>
       </w:r>
     </w:p>
     <w:p>
@@ -5699,7 +5699,7 @@
                 <w:sz w:val="20"/>
                 <w:szCs w:val="20"/>
               </w:rPr>
-              <w:t>323</w:t>
+              <w:t>325</w:t>
             </w:r>
           </w:p>
         </w:tc>
@@ -5782,7 +5782,7 @@
                 <w:sz w:val="20"/>
                 <w:szCs w:val="20"/>
               </w:rPr>
-              <w:t>76</w:t>
+              <w:t>59</w:t>
             </w:r>
           </w:p>
         </w:tc>
@@ -5865,7 +5865,7 @@
                 <w:sz w:val="20"/>
                 <w:szCs w:val="20"/>
               </w:rPr>
-              <w:t>29</w:t>
+              <w:t>27</w:t>
             </w:r>
           </w:p>
         </w:tc>
@@ -5948,7 +5948,7 @@
                 <w:sz w:val="20"/>
                 <w:szCs w:val="20"/>
               </w:rPr>
-              <w:t>180</w:t>
+              <w:t>187</w:t>
             </w:r>
           </w:p>
         </w:tc>
@@ -5966,7 +5966,7 @@
           <w:sz w:val="20"/>
           <w:szCs w:val="20"/>
         </w:rPr>
-        <w:t>Table 7. Chapter 3 risk-tier thresholds applied to the meta-learner's test-set P(RedFlag) (probability_to_risk_tier(), train_meta_learner.py, 2026-08-15 final run, n=608).</w:t>
+        <w:t>Table 7. Chapter 3 risk-tier thresholds applied to the meta-learner's test-set P(RedFlag) (probability_to_risk_tier(), train_meta_learner.py, 2026-08-31 final run, n=598).</w:t>
       </w:r>
     </w:p>
     <w:p>
@@ -6066,7 +6066,7 @@
         <w:spacing w:after="80"/>
       </w:pPr>
       <w:r>
-        <w:t>Unclassified project type (2.9% of pipeline monitoring rows, 239 rows) can never be labeled, since T_standard is undefined without a resolved Infrastructure / Non-Infrastructure category. This was 19.1% (1,674 rows) before the D12 supervised project-type classifier (Section 2) recovered 1,423 of them at ≥0.7 confidence; the 239 that remain are those the classifier declined to call rather than guess.</w:t>
+        <w:t>Unclassified project type is no longer a material constraint: it stood at 19.1% of monitoring rows before the D12 classifier, 2.9% after it, and 0.0% (3 rows) after D14's manual override tier. Those 3 rows cannot be labeled by any name-keyed mechanism, since none of them has a usable project name.</w:t>
       </w:r>
     </w:p>
     <w:p>
@@ -6123,7 +6123,7 @@
         <w:jc w:val="both"/>
       </w:pPr>
       <w:r>
-        <w:t>The split is 70/30 at the project level (4,033 train / 1,728 test), not 70/15/15 — there is no separate validation partition; 5-fold stratified OOF cross-validation on the training set fills that role for both Level 0 training and Level 1 meta-learner input generation. Not all available data is used for supervised training: of 8,278 pipeline monitoring records (8,784 merged rows less 503 DQ-11 duplicates and 3 DQ-9 pre-2015 data-entry errors, Section 2), 5,761 (69.6%) have a resolvable RedFlag label and enter train/test, while the remaining 2,517 (30.4%) are scored on the live dashboard via inference.csv rather than trained on, because no completion date could be resolved for them. The resolved share rose sharply from the prior revision's 58.7% almost entirely because of D12: the project-type classifier removed the single largest permanent barrier to labeling (Unclassified type, 19.1% → 2.9% of rows). The clamped rows' RedFlag=0 label remains a construction artifact, not observed evidence, and should be read with that caveat throughout — see Section 3.1 and Section 8's Phase 8 bullet.</w:t>
+        <w:t>The split is 70/30 at the project level (4,119 train / 1,765 test), not 70/15/15 — there is no separate validation partition; 5-fold stratified OOF cross-validation on the training set fills that role for both Level 0 training and Level 1 meta-learner input generation. Not all available data is used for supervised training: of 8,277 pipeline monitoring records (8,784 merged rows less 504 DQ-11 duplicates and 3 DQ-9 pre-2015 data-entry errors), 5,884 (71.1%) have a resolvable RedFlag label and enter train/test, while the remaining 2,393 (28.9%) are scored on the live dashboard via inference.csv rather than trained on, because no completion date could be resolved for them. The clamped rows' RedFlag=0 label remains a construction artifact, not observed evidence, and should be read with that caveat throughout — see Section 3.1 and Section 8's Phase 8 bullet.</w:t>
       </w:r>
     </w:p>
     <w:p>
